--- a/DS_Assignment4_ANN and Logistic Regression/Poorvi_Raut_Assignment 4_ANN and Logistic Regression_POC.docx
+++ b/DS_Assignment4_ANN and Logistic Regression/Poorvi_Raut_Assignment 4_ANN and Logistic Regression_POC.docx
@@ -65,6 +65,7 @@
         <w:pStyle w:val="Normal"/>
         <w:jc w:val="both"/>
         <w:rPr>
+          <w:rFonts w:ascii="Calibri" w:hAnsi="Calibri" w:eastAsia="Calibri" w:cs="Calibri"/>
           <w:noProof w:val="0"/>
           <w:lang w:val="en-US"/>
         </w:rPr>
@@ -341,9 +342,8 @@
         </w:numPr>
         <w:jc w:val="both"/>
         <w:rPr>
-          <w:noProof w:val="0"/>
-          <w:sz w:val="24"/>
-          <w:szCs w:val="24"/>
+          <w:rFonts w:ascii="Calibri" w:hAnsi="Calibri" w:eastAsia="Calibri" w:cs="Calibri"/>
+          <w:noProof w:val="0"/>
           <w:lang w:val="en-US"/>
         </w:rPr>
       </w:pPr>
@@ -771,6 +771,7 @@
       </w:r>
       <w:r>
         <w:rPr>
+          <w:rFonts w:ascii="Calibri" w:hAnsi="Calibri" w:eastAsia="Calibri" w:cs="Calibri"/>
           <w:noProof w:val="0"/>
           <w:lang w:val="en-US"/>
         </w:rPr>
@@ -989,6 +990,7 @@
       </w:r>
       <w:r>
         <w:rPr>
+          <w:rFonts w:ascii="Calibri" w:hAnsi="Calibri" w:eastAsia="Calibri" w:cs="Calibri"/>
           <w:noProof w:val="0"/>
           <w:lang w:val="en-US"/>
         </w:rPr>
@@ -1047,7 +1049,7 @@
       </w:r>
       <w:r>
         <w:rPr>
-          <w:rFonts w:ascii="Calibri" w:hAnsi="Calibri" w:eastAsia="Calibri" w:cs="Calibri" w:asciiTheme="minorAscii" w:hAnsiTheme="minorAscii" w:eastAsiaTheme="minorEastAsia" w:cstheme="minorBidi"/>
+          <w:rFonts w:ascii="Calibri" w:hAnsi="Calibri" w:eastAsia="Calibri" w:cs="Calibri"/>
           <w:b w:val="0"/>
           <w:bCs w:val="0"/>
           <w:i w:val="0"/>
@@ -1064,7 +1066,7 @@
       </w:r>
       <w:r>
         <w:rPr>
-          <w:rFonts w:ascii="Calibri" w:hAnsi="Calibri" w:eastAsia="Calibri" w:cs="Calibri" w:asciiTheme="minorAscii" w:hAnsiTheme="minorAscii" w:eastAsiaTheme="minorEastAsia" w:cstheme="minorBidi"/>
+          <w:rFonts w:ascii="Calibri" w:hAnsi="Calibri" w:eastAsia="Calibri" w:cs="Calibri"/>
           <w:b w:val="0"/>
           <w:bCs w:val="0"/>
           <w:i w:val="0"/>
@@ -1081,7 +1083,7 @@
       </w:r>
       <w:r>
         <w:rPr>
-          <w:rFonts w:ascii="Calibri" w:hAnsi="Calibri" w:eastAsia="Calibri" w:cs="Calibri" w:asciiTheme="minorAscii" w:hAnsiTheme="minorAscii" w:eastAsiaTheme="minorEastAsia" w:cstheme="minorBidi"/>
+          <w:rFonts w:ascii="Calibri" w:hAnsi="Calibri" w:eastAsia="Calibri" w:cs="Calibri"/>
           <w:b w:val="0"/>
           <w:bCs w:val="0"/>
           <w:i w:val="0"/>
@@ -1098,7 +1100,7 @@
       </w:r>
       <w:r>
         <w:rPr>
-          <w:rFonts w:ascii="Calibri" w:hAnsi="Calibri" w:eastAsia="Calibri" w:cs="Calibri" w:asciiTheme="minorAscii" w:hAnsiTheme="minorAscii" w:eastAsiaTheme="minorEastAsia" w:cstheme="minorBidi"/>
+          <w:rFonts w:ascii="Calibri" w:hAnsi="Calibri" w:eastAsia="Calibri" w:cs="Calibri"/>
           <w:b w:val="0"/>
           <w:bCs w:val="0"/>
           <w:i w:val="0"/>
@@ -1115,7 +1117,7 @@
       </w:r>
       <w:r>
         <w:rPr>
-          <w:rFonts w:ascii="Calibri" w:hAnsi="Calibri" w:eastAsia="Calibri" w:cs="Calibri" w:asciiTheme="minorAscii" w:hAnsiTheme="minorAscii" w:eastAsiaTheme="minorEastAsia" w:cstheme="minorBidi"/>
+          <w:rFonts w:ascii="Calibri" w:hAnsi="Calibri" w:eastAsia="Calibri" w:cs="Calibri"/>
           <w:b w:val="0"/>
           <w:bCs w:val="0"/>
           <w:i w:val="0"/>
@@ -1132,7 +1134,7 @@
       </w:r>
       <w:r>
         <w:rPr>
-          <w:rFonts w:ascii="Calibri" w:hAnsi="Calibri" w:eastAsia="Calibri" w:cs="Calibri" w:asciiTheme="minorAscii" w:hAnsiTheme="minorAscii" w:eastAsiaTheme="minorEastAsia" w:cstheme="minorBidi"/>
+          <w:rFonts w:ascii="Calibri" w:hAnsi="Calibri" w:eastAsia="Calibri" w:cs="Calibri"/>
           <w:b w:val="0"/>
           <w:bCs w:val="0"/>
           <w:i w:val="0"/>
@@ -1149,7 +1151,7 @@
       </w:r>
       <w:r>
         <w:rPr>
-          <w:rFonts w:ascii="Calibri" w:hAnsi="Calibri" w:eastAsia="Calibri" w:cs="Calibri" w:asciiTheme="minorAscii" w:hAnsiTheme="minorAscii" w:eastAsiaTheme="minorEastAsia" w:cstheme="minorBidi"/>
+          <w:rFonts w:ascii="Calibri" w:hAnsi="Calibri" w:eastAsia="Calibri" w:cs="Calibri"/>
           <w:b w:val="0"/>
           <w:bCs w:val="0"/>
           <w:i w:val="0"/>
@@ -1174,7 +1176,7 @@
         </w:numPr>
         <w:jc w:val="both"/>
         <w:rPr>
-          <w:rFonts w:ascii="Calibri" w:hAnsi="Calibri" w:eastAsia="Calibri" w:cs="Calibri" w:asciiTheme="minorAscii" w:hAnsiTheme="minorAscii" w:eastAsiaTheme="minorEastAsia" w:cstheme="minorBidi"/>
+          <w:rFonts w:ascii="Calibri" w:hAnsi="Calibri" w:eastAsia="Calibri" w:cs="Calibri"/>
           <w:b w:val="0"/>
           <w:bCs w:val="0"/>
           <w:i w:val="0"/>
@@ -1190,7 +1192,7 @@
       </w:pPr>
       <w:r>
         <w:rPr>
-          <w:rFonts w:ascii="Calibri" w:hAnsi="Calibri" w:eastAsia="Calibri" w:cs="Calibri" w:asciiTheme="minorAscii" w:hAnsiTheme="minorAscii" w:eastAsiaTheme="minorEastAsia" w:cstheme="minorBidi"/>
+          <w:rFonts w:ascii="Calibri" w:hAnsi="Calibri" w:eastAsia="Calibri" w:cs="Calibri"/>
           <w:b w:val="0"/>
           <w:bCs w:val="0"/>
           <w:i w:val="0"/>
@@ -1207,7 +1209,7 @@
       </w:r>
       <w:r>
         <w:rPr>
-          <w:rFonts w:ascii="Calibri" w:hAnsi="Calibri" w:eastAsia="Calibri" w:cs="Calibri" w:asciiTheme="minorAscii" w:hAnsiTheme="minorAscii" w:eastAsiaTheme="minorEastAsia" w:cstheme="minorBidi"/>
+          <w:rFonts w:ascii="Calibri" w:hAnsi="Calibri" w:eastAsia="Calibri" w:cs="Calibri"/>
           <w:b w:val="0"/>
           <w:bCs w:val="0"/>
           <w:i w:val="0"/>
@@ -1224,7 +1226,7 @@
       </w:r>
       <w:r>
         <w:rPr>
-          <w:rFonts w:ascii="Calibri" w:hAnsi="Calibri" w:eastAsia="Calibri" w:cs="Calibri" w:asciiTheme="minorAscii" w:hAnsiTheme="minorAscii" w:eastAsiaTheme="minorEastAsia" w:cstheme="minorBidi"/>
+          <w:rFonts w:ascii="Calibri" w:hAnsi="Calibri" w:eastAsia="Calibri" w:cs="Calibri"/>
           <w:b w:val="0"/>
           <w:bCs w:val="0"/>
           <w:i w:val="0"/>
@@ -1241,7 +1243,7 @@
       </w:r>
       <w:r>
         <w:rPr>
-          <w:rFonts w:ascii="Calibri" w:hAnsi="Calibri" w:eastAsia="Calibri" w:cs="Calibri" w:asciiTheme="minorAscii" w:hAnsiTheme="minorAscii" w:eastAsiaTheme="minorEastAsia" w:cstheme="minorBidi"/>
+          <w:rFonts w:ascii="Calibri" w:hAnsi="Calibri" w:eastAsia="Calibri" w:cs="Calibri"/>
           <w:b w:val="1"/>
           <w:bCs w:val="1"/>
           <w:i w:val="0"/>
@@ -1258,7 +1260,7 @@
       </w:r>
       <w:r>
         <w:rPr>
-          <w:rFonts w:ascii="Calibri" w:hAnsi="Calibri" w:eastAsia="Calibri" w:cs="Calibri" w:asciiTheme="minorAscii" w:hAnsiTheme="minorAscii" w:eastAsiaTheme="minorEastAsia" w:cstheme="minorBidi"/>
+          <w:rFonts w:ascii="Calibri" w:hAnsi="Calibri" w:eastAsia="Calibri" w:cs="Calibri"/>
           <w:b w:val="0"/>
           <w:bCs w:val="0"/>
           <w:i w:val="0"/>
@@ -1276,7 +1278,7 @@
       <w:bookmarkStart w:name="_Int_pH37LRAx" w:id="676941471"/>
       <w:r>
         <w:rPr>
-          <w:rFonts w:ascii="Calibri" w:hAnsi="Calibri" w:eastAsia="Calibri" w:cs="Calibri" w:asciiTheme="minorAscii" w:hAnsiTheme="minorAscii" w:eastAsiaTheme="minorEastAsia" w:cstheme="minorBidi"/>
+          <w:rFonts w:ascii="Calibri" w:hAnsi="Calibri" w:eastAsia="Calibri" w:cs="Calibri"/>
           <w:b w:val="0"/>
           <w:bCs w:val="0"/>
           <w:i w:val="0"/>
@@ -1294,7 +1296,7 @@
       <w:bookmarkEnd w:id="676941471"/>
       <w:r>
         <w:rPr>
-          <w:rFonts w:ascii="Calibri" w:hAnsi="Calibri" w:eastAsia="Calibri" w:cs="Calibri" w:asciiTheme="minorAscii" w:hAnsiTheme="minorAscii" w:eastAsiaTheme="minorEastAsia" w:cstheme="minorBidi"/>
+          <w:rFonts w:ascii="Calibri" w:hAnsi="Calibri" w:eastAsia="Calibri" w:cs="Calibri"/>
           <w:b w:val="0"/>
           <w:bCs w:val="0"/>
           <w:i w:val="0"/>
@@ -1311,7 +1313,7 @@
       </w:r>
       <w:r>
         <w:rPr>
-          <w:rFonts w:ascii="Calibri" w:hAnsi="Calibri" w:eastAsia="Calibri" w:cs="Calibri" w:asciiTheme="minorAscii" w:hAnsiTheme="minorAscii" w:eastAsiaTheme="minorEastAsia" w:cstheme="minorBidi"/>
+          <w:rFonts w:ascii="Calibri" w:hAnsi="Calibri" w:eastAsia="Calibri" w:cs="Calibri"/>
           <w:b w:val="0"/>
           <w:bCs w:val="0"/>
           <w:i w:val="0"/>
@@ -1328,7 +1330,7 @@
       </w:r>
       <w:r>
         <w:rPr>
-          <w:rFonts w:ascii="Calibri" w:hAnsi="Calibri" w:eastAsia="Calibri" w:cs="Calibri" w:asciiTheme="minorAscii" w:hAnsiTheme="minorAscii" w:eastAsiaTheme="minorEastAsia" w:cstheme="minorBidi"/>
+          <w:rFonts w:ascii="Calibri" w:hAnsi="Calibri" w:eastAsia="Calibri" w:cs="Calibri"/>
           <w:b w:val="0"/>
           <w:bCs w:val="0"/>
           <w:i w:val="0"/>
@@ -1345,7 +1347,7 @@
       </w:r>
       <w:r>
         <w:rPr>
-          <w:rFonts w:ascii="Calibri" w:hAnsi="Calibri" w:eastAsia="Calibri" w:cs="Calibri" w:asciiTheme="minorAscii" w:hAnsiTheme="minorAscii" w:eastAsiaTheme="minorEastAsia" w:cstheme="minorBidi"/>
+          <w:rFonts w:ascii="Calibri" w:hAnsi="Calibri" w:eastAsia="Calibri" w:cs="Calibri"/>
           <w:b w:val="1"/>
           <w:bCs w:val="1"/>
           <w:i w:val="0"/>
@@ -1362,7 +1364,7 @@
       </w:r>
       <w:r>
         <w:rPr>
-          <w:rFonts w:ascii="Calibri" w:hAnsi="Calibri" w:eastAsia="Calibri" w:cs="Calibri" w:asciiTheme="minorAscii" w:hAnsiTheme="minorAscii" w:eastAsiaTheme="minorEastAsia" w:cstheme="minorBidi"/>
+          <w:rFonts w:ascii="Calibri" w:hAnsi="Calibri" w:eastAsia="Calibri" w:cs="Calibri"/>
           <w:b w:val="0"/>
           <w:bCs w:val="0"/>
           <w:i w:val="0"/>
@@ -1379,7 +1381,7 @@
       </w:r>
       <w:r>
         <w:rPr>
-          <w:rFonts w:ascii="Calibri" w:hAnsi="Calibri" w:eastAsia="Calibri" w:cs="Calibri" w:asciiTheme="minorAscii" w:hAnsiTheme="minorAscii" w:eastAsiaTheme="minorEastAsia" w:cstheme="minorBidi"/>
+          <w:rFonts w:ascii="Calibri" w:hAnsi="Calibri" w:eastAsia="Calibri" w:cs="Calibri"/>
           <w:b w:val="0"/>
           <w:bCs w:val="0"/>
           <w:i w:val="0"/>
@@ -1396,7 +1398,7 @@
       </w:r>
       <w:r>
         <w:rPr>
-          <w:rFonts w:ascii="Calibri" w:hAnsi="Calibri" w:eastAsia="Calibri" w:cs="Calibri" w:asciiTheme="minorAscii" w:hAnsiTheme="minorAscii" w:eastAsiaTheme="minorEastAsia" w:cstheme="minorBidi"/>
+          <w:rFonts w:ascii="Calibri" w:hAnsi="Calibri" w:eastAsia="Calibri" w:cs="Calibri"/>
           <w:b w:val="0"/>
           <w:bCs w:val="0"/>
           <w:i w:val="0"/>
@@ -1413,7 +1415,7 @@
       </w:r>
       <w:r>
         <w:rPr>
-          <w:rFonts w:ascii="Calibri" w:hAnsi="Calibri" w:eastAsia="Calibri" w:cs="Calibri" w:asciiTheme="minorAscii" w:hAnsiTheme="minorAscii" w:eastAsiaTheme="minorEastAsia" w:cstheme="minorBidi"/>
+          <w:rFonts w:ascii="Calibri" w:hAnsi="Calibri" w:eastAsia="Calibri" w:cs="Calibri"/>
           <w:b w:val="0"/>
           <w:bCs w:val="0"/>
           <w:i w:val="0"/>
@@ -1430,7 +1432,7 @@
       </w:r>
       <w:r>
         <w:rPr>
-          <w:rFonts w:ascii="Calibri" w:hAnsi="Calibri" w:eastAsia="Calibri" w:cs="Calibri" w:asciiTheme="minorAscii" w:hAnsiTheme="minorAscii" w:eastAsiaTheme="minorEastAsia" w:cstheme="minorBidi"/>
+          <w:rFonts w:ascii="Calibri" w:hAnsi="Calibri" w:eastAsia="Calibri" w:cs="Calibri"/>
           <w:b w:val="0"/>
           <w:bCs w:val="0"/>
           <w:i w:val="0"/>
@@ -1447,7 +1449,7 @@
       </w:r>
       <w:r>
         <w:rPr>
-          <w:rFonts w:ascii="Calibri" w:hAnsi="Calibri" w:eastAsia="Calibri" w:cs="Calibri" w:asciiTheme="minorAscii" w:hAnsiTheme="minorAscii" w:eastAsiaTheme="minorEastAsia" w:cstheme="minorBidi"/>
+          <w:rFonts w:ascii="Calibri" w:hAnsi="Calibri" w:eastAsia="Calibri" w:cs="Calibri"/>
           <w:b w:val="0"/>
           <w:bCs w:val="0"/>
           <w:i w:val="0"/>
@@ -1464,7 +1466,7 @@
       </w:r>
       <w:r>
         <w:rPr>
-          <w:rFonts w:ascii="Calibri" w:hAnsi="Calibri" w:eastAsia="Calibri" w:cs="Calibri" w:asciiTheme="minorAscii" w:hAnsiTheme="minorAscii" w:eastAsiaTheme="minorEastAsia" w:cstheme="minorBidi"/>
+          <w:rFonts w:ascii="Calibri" w:hAnsi="Calibri" w:eastAsia="Calibri" w:cs="Calibri"/>
           <w:b w:val="0"/>
           <w:bCs w:val="0"/>
           <w:i w:val="0"/>
@@ -1481,7 +1483,7 @@
       </w:r>
       <w:r>
         <w:rPr>
-          <w:rFonts w:ascii="Calibri" w:hAnsi="Calibri" w:eastAsia="Calibri" w:cs="Calibri" w:asciiTheme="minorAscii" w:hAnsiTheme="minorAscii" w:eastAsiaTheme="minorEastAsia" w:cstheme="minorBidi"/>
+          <w:rFonts w:ascii="Calibri" w:hAnsi="Calibri" w:eastAsia="Calibri" w:cs="Calibri"/>
           <w:b w:val="0"/>
           <w:bCs w:val="0"/>
           <w:i w:val="0"/>
@@ -1498,7 +1500,7 @@
       </w:r>
       <w:r>
         <w:rPr>
-          <w:rFonts w:ascii="Calibri" w:hAnsi="Calibri" w:eastAsia="Calibri" w:cs="Calibri" w:asciiTheme="minorAscii" w:hAnsiTheme="minorAscii" w:eastAsiaTheme="minorEastAsia" w:cstheme="minorBidi"/>
+          <w:rFonts w:ascii="Calibri" w:hAnsi="Calibri" w:eastAsia="Calibri" w:cs="Calibri"/>
           <w:b w:val="0"/>
           <w:bCs w:val="0"/>
           <w:i w:val="0"/>
@@ -1515,7 +1517,7 @@
       </w:r>
       <w:r>
         <w:rPr>
-          <w:rFonts w:ascii="Calibri" w:hAnsi="Calibri" w:eastAsia="Calibri" w:cs="Calibri" w:asciiTheme="minorAscii" w:hAnsiTheme="minorAscii" w:eastAsiaTheme="minorEastAsia" w:cstheme="minorBidi"/>
+          <w:rFonts w:ascii="Calibri" w:hAnsi="Calibri" w:eastAsia="Calibri" w:cs="Calibri"/>
           <w:b w:val="0"/>
           <w:bCs w:val="0"/>
           <w:i w:val="0"/>
@@ -1532,7 +1534,7 @@
       </w:r>
       <w:r>
         <w:rPr>
-          <w:rFonts w:ascii="Calibri" w:hAnsi="Calibri" w:eastAsia="Calibri" w:cs="Calibri" w:asciiTheme="minorAscii" w:hAnsiTheme="minorAscii" w:eastAsiaTheme="minorEastAsia" w:cstheme="minorBidi"/>
+          <w:rFonts w:ascii="Calibri" w:hAnsi="Calibri" w:eastAsia="Calibri" w:cs="Calibri"/>
           <w:b w:val="0"/>
           <w:bCs w:val="0"/>
           <w:i w:val="0"/>
@@ -1549,7 +1551,7 @@
       </w:r>
       <w:r>
         <w:rPr>
-          <w:rFonts w:ascii="Calibri" w:hAnsi="Calibri" w:eastAsia="Calibri" w:cs="Calibri" w:asciiTheme="minorAscii" w:hAnsiTheme="minorAscii" w:eastAsiaTheme="minorEastAsia" w:cstheme="minorBidi"/>
+          <w:rFonts w:ascii="Calibri" w:hAnsi="Calibri" w:eastAsia="Calibri" w:cs="Calibri"/>
           <w:b w:val="0"/>
           <w:bCs w:val="0"/>
           <w:i w:val="0"/>
@@ -1574,7 +1576,7 @@
         </w:numPr>
         <w:jc w:val="both"/>
         <w:rPr>
-          <w:rFonts w:ascii="Calibri" w:hAnsi="Calibri" w:eastAsia="Calibri" w:cs="Calibri" w:asciiTheme="minorAscii" w:hAnsiTheme="minorAscii" w:eastAsiaTheme="minorEastAsia" w:cstheme="minorBidi"/>
+          <w:rFonts w:ascii="Calibri" w:hAnsi="Calibri" w:eastAsia="Calibri" w:cs="Calibri"/>
           <w:b w:val="0"/>
           <w:bCs w:val="0"/>
           <w:i w:val="0"/>
@@ -1590,7 +1592,7 @@
       </w:pPr>
       <w:r>
         <w:rPr>
-          <w:rFonts w:ascii="Calibri" w:hAnsi="Calibri" w:eastAsia="Calibri" w:cs="Calibri" w:asciiTheme="minorAscii" w:hAnsiTheme="minorAscii" w:eastAsiaTheme="minorEastAsia" w:cstheme="minorBidi"/>
+          <w:rFonts w:ascii="Calibri" w:hAnsi="Calibri" w:eastAsia="Calibri" w:cs="Calibri"/>
           <w:b w:val="0"/>
           <w:bCs w:val="0"/>
           <w:i w:val="0"/>
@@ -1607,7 +1609,7 @@
       </w:r>
       <w:r>
         <w:rPr>
-          <w:rFonts w:ascii="Calibri" w:hAnsi="Calibri" w:eastAsia="Calibri" w:cs="Calibri" w:asciiTheme="minorAscii" w:hAnsiTheme="minorAscii" w:eastAsiaTheme="minorEastAsia" w:cstheme="minorBidi"/>
+          <w:rFonts w:ascii="Calibri" w:hAnsi="Calibri" w:eastAsia="Calibri" w:cs="Calibri"/>
           <w:b w:val="1"/>
           <w:bCs w:val="1"/>
           <w:i w:val="0"/>
@@ -1624,7 +1626,7 @@
       </w:r>
       <w:r>
         <w:rPr>
-          <w:rFonts w:ascii="Calibri" w:hAnsi="Calibri" w:eastAsia="Calibri" w:cs="Calibri" w:asciiTheme="minorAscii" w:hAnsiTheme="minorAscii" w:eastAsiaTheme="minorEastAsia" w:cstheme="minorBidi"/>
+          <w:rFonts w:ascii="Calibri" w:hAnsi="Calibri" w:eastAsia="Calibri" w:cs="Calibri"/>
           <w:b w:val="0"/>
           <w:bCs w:val="0"/>
           <w:i w:val="0"/>
@@ -1641,7 +1643,7 @@
       </w:r>
       <w:r>
         <w:rPr>
-          <w:rFonts w:ascii="Calibri" w:hAnsi="Calibri" w:eastAsia="Calibri" w:cs="Calibri" w:asciiTheme="minorAscii" w:hAnsiTheme="minorAscii" w:eastAsiaTheme="minorEastAsia" w:cstheme="minorBidi"/>
+          <w:rFonts w:ascii="Calibri" w:hAnsi="Calibri" w:eastAsia="Calibri" w:cs="Calibri"/>
           <w:b w:val="0"/>
           <w:bCs w:val="0"/>
           <w:i w:val="0"/>
@@ -1658,7 +1660,7 @@
       </w:r>
       <w:r>
         <w:rPr>
-          <w:rFonts w:ascii="Calibri" w:hAnsi="Calibri" w:eastAsia="Calibri" w:cs="Calibri" w:asciiTheme="minorAscii" w:hAnsiTheme="minorAscii" w:eastAsiaTheme="minorEastAsia" w:cstheme="minorBidi"/>
+          <w:rFonts w:ascii="Calibri" w:hAnsi="Calibri" w:eastAsia="Calibri" w:cs="Calibri"/>
           <w:b w:val="0"/>
           <w:bCs w:val="0"/>
           <w:i w:val="0"/>
@@ -1683,7 +1685,7 @@
         </w:numPr>
         <w:jc w:val="both"/>
         <w:rPr>
-          <w:rFonts w:ascii="Calibri" w:hAnsi="Calibri" w:eastAsia="Calibri" w:cs="Calibri" w:asciiTheme="minorAscii" w:hAnsiTheme="minorAscii" w:eastAsiaTheme="minorEastAsia" w:cstheme="minorBidi"/>
+          <w:rFonts w:ascii="Calibri" w:hAnsi="Calibri" w:eastAsia="Calibri" w:cs="Calibri"/>
           <w:b w:val="0"/>
           <w:bCs w:val="0"/>
           <w:i w:val="0"/>
@@ -1699,7 +1701,7 @@
       </w:pPr>
       <w:r>
         <w:rPr>
-          <w:rFonts w:ascii="Calibri" w:hAnsi="Calibri" w:eastAsia="Calibri" w:cs="Calibri" w:asciiTheme="minorAscii" w:hAnsiTheme="minorAscii" w:eastAsiaTheme="minorEastAsia" w:cstheme="minorBidi"/>
+          <w:rFonts w:ascii="Calibri" w:hAnsi="Calibri" w:eastAsia="Calibri" w:cs="Calibri"/>
           <w:b w:val="0"/>
           <w:bCs w:val="0"/>
           <w:i w:val="0"/>
@@ -1716,7 +1718,7 @@
       </w:r>
       <w:r>
         <w:rPr>
-          <w:rFonts w:ascii="Calibri" w:hAnsi="Calibri" w:eastAsia="Calibri" w:cs="Calibri" w:asciiTheme="minorAscii" w:hAnsiTheme="minorAscii" w:eastAsiaTheme="minorEastAsia" w:cstheme="minorBidi"/>
+          <w:rFonts w:ascii="Calibri" w:hAnsi="Calibri" w:eastAsia="Calibri" w:cs="Calibri"/>
           <w:b w:val="1"/>
           <w:bCs w:val="1"/>
           <w:i w:val="0"/>
@@ -1733,7 +1735,7 @@
       </w:r>
       <w:r>
         <w:rPr>
-          <w:rFonts w:ascii="Calibri" w:hAnsi="Calibri" w:eastAsia="Calibri" w:cs="Calibri" w:asciiTheme="minorAscii" w:hAnsiTheme="minorAscii" w:eastAsiaTheme="minorEastAsia" w:cstheme="minorBidi"/>
+          <w:rFonts w:ascii="Calibri" w:hAnsi="Calibri" w:eastAsia="Calibri" w:cs="Calibri"/>
           <w:b w:val="0"/>
           <w:bCs w:val="0"/>
           <w:i w:val="0"/>
@@ -1750,7 +1752,7 @@
       </w:r>
       <w:r>
         <w:rPr>
-          <w:rFonts w:ascii="Calibri" w:hAnsi="Calibri" w:eastAsia="Calibri" w:cs="Calibri" w:asciiTheme="minorAscii" w:hAnsiTheme="minorAscii" w:eastAsiaTheme="minorEastAsia" w:cstheme="minorBidi"/>
+          <w:rFonts w:ascii="Calibri" w:hAnsi="Calibri" w:eastAsia="Calibri" w:cs="Calibri"/>
           <w:b w:val="1"/>
           <w:bCs w:val="1"/>
           <w:i w:val="0"/>
@@ -1767,7 +1769,7 @@
       </w:r>
       <w:r>
         <w:rPr>
-          <w:rFonts w:ascii="Calibri" w:hAnsi="Calibri" w:eastAsia="Calibri" w:cs="Calibri" w:asciiTheme="minorAscii" w:hAnsiTheme="minorAscii" w:eastAsiaTheme="minorEastAsia" w:cstheme="minorBidi"/>
+          <w:rFonts w:ascii="Calibri" w:hAnsi="Calibri" w:eastAsia="Calibri" w:cs="Calibri"/>
           <w:b w:val="0"/>
           <w:bCs w:val="0"/>
           <w:i w:val="0"/>
@@ -1784,7 +1786,7 @@
       </w:r>
       <w:r>
         <w:rPr>
-          <w:rFonts w:ascii="Calibri" w:hAnsi="Calibri" w:eastAsia="Calibri" w:cs="Calibri" w:asciiTheme="minorAscii" w:hAnsiTheme="minorAscii" w:eastAsiaTheme="minorEastAsia" w:cstheme="minorBidi"/>
+          <w:rFonts w:ascii="Calibri" w:hAnsi="Calibri" w:eastAsia="Calibri" w:cs="Calibri"/>
           <w:b w:val="1"/>
           <w:bCs w:val="1"/>
           <w:i w:val="0"/>
@@ -1801,7 +1803,7 @@
       </w:r>
       <w:r>
         <w:rPr>
-          <w:rFonts w:ascii="Calibri" w:hAnsi="Calibri" w:eastAsia="Calibri" w:cs="Calibri" w:asciiTheme="minorAscii" w:hAnsiTheme="minorAscii" w:eastAsiaTheme="minorEastAsia" w:cstheme="minorBidi"/>
+          <w:rFonts w:ascii="Calibri" w:hAnsi="Calibri" w:eastAsia="Calibri" w:cs="Calibri"/>
           <w:b w:val="0"/>
           <w:bCs w:val="0"/>
           <w:i w:val="0"/>
@@ -1818,7 +1820,7 @@
       </w:r>
       <w:r>
         <w:rPr>
-          <w:rFonts w:ascii="Calibri" w:hAnsi="Calibri" w:eastAsia="Calibri" w:cs="Calibri" w:asciiTheme="minorAscii" w:hAnsiTheme="minorAscii" w:eastAsiaTheme="minorEastAsia" w:cstheme="minorBidi"/>
+          <w:rFonts w:ascii="Calibri" w:hAnsi="Calibri" w:eastAsia="Calibri" w:cs="Calibri"/>
           <w:b w:val="1"/>
           <w:bCs w:val="1"/>
           <w:i w:val="0"/>
@@ -1835,7 +1837,7 @@
       </w:r>
       <w:r>
         <w:rPr>
-          <w:rFonts w:ascii="Calibri" w:hAnsi="Calibri" w:eastAsia="Calibri" w:cs="Calibri" w:asciiTheme="minorAscii" w:hAnsiTheme="minorAscii" w:eastAsiaTheme="minorEastAsia" w:cstheme="minorBidi"/>
+          <w:rFonts w:ascii="Calibri" w:hAnsi="Calibri" w:eastAsia="Calibri" w:cs="Calibri"/>
           <w:b w:val="0"/>
           <w:bCs w:val="0"/>
           <w:i w:val="0"/>
@@ -1852,7 +1854,7 @@
       </w:r>
       <w:r>
         <w:rPr>
-          <w:rFonts w:ascii="Calibri" w:hAnsi="Calibri" w:eastAsia="Calibri" w:cs="Calibri" w:asciiTheme="minorAscii" w:hAnsiTheme="minorAscii" w:eastAsiaTheme="minorEastAsia" w:cstheme="minorBidi"/>
+          <w:rFonts w:ascii="Calibri" w:hAnsi="Calibri" w:eastAsia="Calibri" w:cs="Calibri"/>
           <w:b w:val="0"/>
           <w:bCs w:val="0"/>
           <w:i w:val="0"/>
@@ -1869,7 +1871,7 @@
       </w:r>
       <w:r>
         <w:rPr>
-          <w:rFonts w:ascii="Calibri" w:hAnsi="Calibri" w:eastAsia="Calibri" w:cs="Calibri" w:asciiTheme="minorAscii" w:hAnsiTheme="minorAscii" w:eastAsiaTheme="minorEastAsia" w:cstheme="minorBidi"/>
+          <w:rFonts w:ascii="Calibri" w:hAnsi="Calibri" w:eastAsia="Calibri" w:cs="Calibri"/>
           <w:b w:val="0"/>
           <w:bCs w:val="0"/>
           <w:i w:val="0"/>
@@ -1886,7 +1888,7 @@
       </w:r>
       <w:r>
         <w:rPr>
-          <w:rFonts w:ascii="Calibri" w:hAnsi="Calibri" w:eastAsia="Calibri" w:cs="Calibri" w:asciiTheme="minorAscii" w:hAnsiTheme="minorAscii" w:eastAsiaTheme="minorEastAsia" w:cstheme="minorBidi"/>
+          <w:rFonts w:ascii="Calibri" w:hAnsi="Calibri" w:eastAsia="Calibri" w:cs="Calibri"/>
           <w:b w:val="0"/>
           <w:bCs w:val="0"/>
           <w:i w:val="0"/>
@@ -1903,7 +1905,7 @@
       </w:r>
       <w:r>
         <w:rPr>
-          <w:rFonts w:ascii="Calibri" w:hAnsi="Calibri" w:eastAsia="Calibri" w:cs="Calibri" w:asciiTheme="minorAscii" w:hAnsiTheme="minorAscii" w:eastAsiaTheme="minorEastAsia" w:cstheme="minorBidi"/>
+          <w:rFonts w:ascii="Calibri" w:hAnsi="Calibri" w:eastAsia="Calibri" w:cs="Calibri"/>
           <w:b w:val="0"/>
           <w:bCs w:val="0"/>
           <w:i w:val="0"/>
@@ -1928,7 +1930,7 @@
         </w:numPr>
         <w:jc w:val="both"/>
         <w:rPr>
-          <w:rFonts w:ascii="Calibri" w:hAnsi="Calibri" w:eastAsia="Calibri" w:cs="Calibri" w:asciiTheme="minorAscii" w:hAnsiTheme="minorAscii" w:eastAsiaTheme="minorEastAsia" w:cstheme="minorBidi"/>
+          <w:rFonts w:ascii="Calibri" w:hAnsi="Calibri" w:eastAsia="Calibri" w:cs="Calibri"/>
           <w:b w:val="0"/>
           <w:bCs w:val="0"/>
           <w:i w:val="0"/>
@@ -1944,7 +1946,7 @@
       </w:pPr>
       <w:r>
         <w:rPr>
-          <w:rFonts w:ascii="Calibri" w:hAnsi="Calibri" w:eastAsia="Calibri" w:cs="Calibri" w:asciiTheme="minorAscii" w:hAnsiTheme="minorAscii" w:eastAsiaTheme="minorEastAsia" w:cstheme="minorBidi"/>
+          <w:rFonts w:ascii="Calibri" w:hAnsi="Calibri" w:eastAsia="Calibri" w:cs="Calibri"/>
           <w:b w:val="0"/>
           <w:bCs w:val="0"/>
           <w:i w:val="0"/>
@@ -1961,7 +1963,7 @@
       </w:r>
       <w:r>
         <w:rPr>
-          <w:rFonts w:ascii="Calibri" w:hAnsi="Calibri" w:eastAsia="Calibri" w:cs="Calibri" w:asciiTheme="minorAscii" w:hAnsiTheme="minorAscii" w:eastAsiaTheme="minorEastAsia" w:cstheme="minorBidi"/>
+          <w:rFonts w:ascii="Calibri" w:hAnsi="Calibri" w:eastAsia="Calibri" w:cs="Calibri"/>
           <w:b w:val="1"/>
           <w:bCs w:val="1"/>
           <w:i w:val="0"/>
@@ -1978,7 +1980,7 @@
       </w:r>
       <w:r>
         <w:rPr>
-          <w:rFonts w:ascii="Calibri" w:hAnsi="Calibri" w:eastAsia="Calibri" w:cs="Calibri" w:asciiTheme="minorAscii" w:hAnsiTheme="minorAscii" w:eastAsiaTheme="minorEastAsia" w:cstheme="minorBidi"/>
+          <w:rFonts w:ascii="Calibri" w:hAnsi="Calibri" w:eastAsia="Calibri" w:cs="Calibri"/>
           <w:b w:val="0"/>
           <w:bCs w:val="0"/>
           <w:i w:val="0"/>
@@ -1995,7 +1997,7 @@
       </w:r>
       <w:r>
         <w:rPr>
-          <w:rFonts w:ascii="Calibri" w:hAnsi="Calibri" w:eastAsia="Calibri" w:cs="Calibri" w:asciiTheme="minorAscii" w:hAnsiTheme="minorAscii" w:eastAsiaTheme="minorEastAsia" w:cstheme="minorBidi"/>
+          <w:rFonts w:ascii="Calibri" w:hAnsi="Calibri" w:eastAsia="Calibri" w:cs="Calibri"/>
           <w:b w:val="0"/>
           <w:bCs w:val="0"/>
           <w:i w:val="0"/>
@@ -2012,7 +2014,7 @@
       </w:r>
       <w:r>
         <w:rPr>
-          <w:rFonts w:ascii="Calibri" w:hAnsi="Calibri" w:eastAsia="Calibri" w:cs="Calibri" w:asciiTheme="minorAscii" w:hAnsiTheme="minorAscii" w:eastAsiaTheme="minorEastAsia" w:cstheme="minorBidi"/>
+          <w:rFonts w:ascii="Calibri" w:hAnsi="Calibri" w:eastAsia="Calibri" w:cs="Calibri"/>
           <w:b w:val="1"/>
           <w:bCs w:val="1"/>
           <w:i w:val="0"/>
@@ -2029,7 +2031,7 @@
       </w:r>
       <w:r>
         <w:rPr>
-          <w:rFonts w:ascii="Calibri" w:hAnsi="Calibri" w:eastAsia="Calibri" w:cs="Calibri" w:asciiTheme="minorAscii" w:hAnsiTheme="minorAscii" w:eastAsiaTheme="minorEastAsia" w:cstheme="minorBidi"/>
+          <w:rFonts w:ascii="Calibri" w:hAnsi="Calibri" w:eastAsia="Calibri" w:cs="Calibri"/>
           <w:b w:val="0"/>
           <w:bCs w:val="0"/>
           <w:i w:val="0"/>
@@ -2046,7 +2048,7 @@
       </w:r>
       <w:r>
         <w:rPr>
-          <w:rFonts w:ascii="Calibri" w:hAnsi="Calibri" w:eastAsia="Calibri" w:cs="Calibri" w:asciiTheme="minorAscii" w:hAnsiTheme="minorAscii" w:eastAsiaTheme="minorEastAsia" w:cstheme="minorBidi"/>
+          <w:rFonts w:ascii="Calibri" w:hAnsi="Calibri" w:eastAsia="Calibri" w:cs="Calibri"/>
           <w:b w:val="0"/>
           <w:bCs w:val="0"/>
           <w:i w:val="0"/>
@@ -2063,7 +2065,7 @@
       </w:r>
       <w:r>
         <w:rPr>
-          <w:rFonts w:ascii="Calibri" w:hAnsi="Calibri" w:eastAsia="Calibri" w:cs="Calibri" w:asciiTheme="minorAscii" w:hAnsiTheme="minorAscii" w:eastAsiaTheme="minorEastAsia" w:cstheme="minorBidi"/>
+          <w:rFonts w:ascii="Calibri" w:hAnsi="Calibri" w:eastAsia="Calibri" w:cs="Calibri"/>
           <w:b w:val="0"/>
           <w:bCs w:val="0"/>
           <w:i w:val="0"/>
@@ -2080,7 +2082,7 @@
       </w:r>
       <w:r>
         <w:rPr>
-          <w:rFonts w:ascii="Calibri" w:hAnsi="Calibri" w:eastAsia="Calibri" w:cs="Calibri" w:asciiTheme="minorAscii" w:hAnsiTheme="minorAscii" w:eastAsiaTheme="minorEastAsia" w:cstheme="minorBidi"/>
+          <w:rFonts w:ascii="Calibri" w:hAnsi="Calibri" w:eastAsia="Calibri" w:cs="Calibri"/>
           <w:b w:val="0"/>
           <w:bCs w:val="0"/>
           <w:i w:val="0"/>
@@ -2097,7 +2099,7 @@
       </w:r>
       <w:r>
         <w:rPr>
-          <w:rFonts w:ascii="Calibri" w:hAnsi="Calibri" w:eastAsia="Calibri" w:cs="Calibri" w:asciiTheme="minorAscii" w:hAnsiTheme="minorAscii" w:eastAsiaTheme="minorEastAsia" w:cstheme="minorBidi"/>
+          <w:rFonts w:ascii="Calibri" w:hAnsi="Calibri" w:eastAsia="Calibri" w:cs="Calibri"/>
           <w:b w:val="1"/>
           <w:bCs w:val="1"/>
           <w:i w:val="0"/>
@@ -2114,7 +2116,7 @@
       </w:r>
       <w:r>
         <w:rPr>
-          <w:rFonts w:ascii="Calibri" w:hAnsi="Calibri" w:eastAsia="Calibri" w:cs="Calibri" w:asciiTheme="minorAscii" w:hAnsiTheme="minorAscii" w:eastAsiaTheme="minorEastAsia" w:cstheme="minorBidi"/>
+          <w:rFonts w:ascii="Calibri" w:hAnsi="Calibri" w:eastAsia="Calibri" w:cs="Calibri"/>
           <w:b w:val="1"/>
           <w:bCs w:val="1"/>
           <w:i w:val="0"/>
@@ -2131,7 +2133,7 @@
       </w:r>
       <w:r>
         <w:rPr>
-          <w:rFonts w:ascii="Calibri" w:hAnsi="Calibri" w:eastAsia="Calibri" w:cs="Calibri" w:asciiTheme="minorAscii" w:hAnsiTheme="minorAscii" w:eastAsiaTheme="minorEastAsia" w:cstheme="minorBidi"/>
+          <w:rFonts w:ascii="Calibri" w:hAnsi="Calibri" w:eastAsia="Calibri" w:cs="Calibri"/>
           <w:b w:val="1"/>
           <w:bCs w:val="1"/>
           <w:i w:val="0"/>
@@ -2148,7 +2150,7 @@
       </w:r>
       <w:r>
         <w:rPr>
-          <w:rFonts w:ascii="Calibri" w:hAnsi="Calibri" w:eastAsia="Calibri" w:cs="Calibri" w:asciiTheme="minorAscii" w:hAnsiTheme="minorAscii" w:eastAsiaTheme="minorEastAsia" w:cstheme="minorBidi"/>
+          <w:rFonts w:ascii="Calibri" w:hAnsi="Calibri" w:eastAsia="Calibri" w:cs="Calibri"/>
           <w:b w:val="0"/>
           <w:bCs w:val="0"/>
           <w:i w:val="0"/>
@@ -2165,7 +2167,7 @@
       </w:r>
       <w:r>
         <w:rPr>
-          <w:rFonts w:ascii="Calibri" w:hAnsi="Calibri" w:eastAsia="Calibri" w:cs="Calibri" w:asciiTheme="minorAscii" w:hAnsiTheme="minorAscii" w:eastAsiaTheme="minorEastAsia" w:cstheme="minorBidi"/>
+          <w:rFonts w:ascii="Calibri" w:hAnsi="Calibri" w:eastAsia="Calibri" w:cs="Calibri"/>
           <w:b w:val="0"/>
           <w:bCs w:val="0"/>
           <w:i w:val="0"/>
@@ -2182,7 +2184,7 @@
       </w:r>
       <w:r>
         <w:rPr>
-          <w:rFonts w:ascii="Calibri" w:hAnsi="Calibri" w:eastAsia="Calibri" w:cs="Calibri" w:asciiTheme="minorAscii" w:hAnsiTheme="minorAscii" w:eastAsiaTheme="minorEastAsia" w:cstheme="minorBidi"/>
+          <w:rFonts w:ascii="Calibri" w:hAnsi="Calibri" w:eastAsia="Calibri" w:cs="Calibri"/>
           <w:b w:val="0"/>
           <w:bCs w:val="0"/>
           <w:i w:val="0"/>
@@ -2207,6 +2209,7 @@
         </w:numPr>
         <w:jc w:val="both"/>
         <w:rPr>
+          <w:rFonts w:ascii="Calibri" w:hAnsi="Calibri" w:eastAsia="Calibri" w:cs="Calibri"/>
           <w:noProof w:val="0"/>
           <w:sz w:val="24"/>
           <w:szCs w:val="24"/>
@@ -2215,7 +2218,7 @@
       </w:pPr>
       <w:r>
         <w:rPr>
-          <w:rFonts w:ascii="Calibri" w:hAnsi="Calibri" w:eastAsia="Calibri" w:cs="Calibri" w:asciiTheme="minorAscii" w:hAnsiTheme="minorAscii" w:eastAsiaTheme="minorEastAsia" w:cstheme="minorBidi"/>
+          <w:rFonts w:ascii="Calibri" w:hAnsi="Calibri" w:eastAsia="Calibri" w:cs="Calibri"/>
           <w:b w:val="0"/>
           <w:bCs w:val="0"/>
           <w:i w:val="0"/>
@@ -2232,7 +2235,7 @@
       </w:r>
       <w:r>
         <w:rPr>
-          <w:rFonts w:ascii="Calibri" w:hAnsi="Calibri" w:eastAsia="Calibri" w:cs="Calibri" w:asciiTheme="minorAscii" w:hAnsiTheme="minorAscii" w:eastAsiaTheme="minorEastAsia" w:cstheme="minorBidi"/>
+          <w:rFonts w:ascii="Calibri" w:hAnsi="Calibri" w:eastAsia="Calibri" w:cs="Calibri"/>
           <w:b w:val="0"/>
           <w:bCs w:val="0"/>
           <w:i w:val="0"/>
@@ -2249,7 +2252,7 @@
       </w:r>
       <w:r>
         <w:rPr>
-          <w:rFonts w:ascii="Calibri" w:hAnsi="Calibri" w:eastAsia="Calibri" w:cs="Calibri" w:asciiTheme="minorAscii" w:hAnsiTheme="minorAscii" w:eastAsiaTheme="minorEastAsia" w:cstheme="minorBidi"/>
+          <w:rFonts w:ascii="Calibri" w:hAnsi="Calibri" w:eastAsia="Calibri" w:cs="Calibri"/>
           <w:b w:val="0"/>
           <w:bCs w:val="0"/>
           <w:i w:val="0"/>
@@ -2266,7 +2269,7 @@
       </w:r>
       <w:r>
         <w:rPr>
-          <w:rFonts w:ascii="Calibri" w:hAnsi="Calibri" w:eastAsia="Calibri" w:cs="Calibri" w:asciiTheme="minorAscii" w:hAnsiTheme="minorAscii" w:eastAsiaTheme="minorEastAsia" w:cstheme="minorBidi"/>
+          <w:rFonts w:ascii="Calibri" w:hAnsi="Calibri" w:eastAsia="Calibri" w:cs="Calibri"/>
           <w:b w:val="0"/>
           <w:bCs w:val="0"/>
           <w:i w:val="0"/>
@@ -2283,7 +2286,7 @@
       </w:r>
       <w:r>
         <w:rPr>
-          <w:rFonts w:ascii="Calibri" w:hAnsi="Calibri" w:eastAsia="Calibri" w:cs="Calibri" w:asciiTheme="minorAscii" w:hAnsiTheme="minorAscii" w:eastAsiaTheme="minorEastAsia" w:cstheme="minorBidi"/>
+          <w:rFonts w:ascii="Calibri" w:hAnsi="Calibri" w:eastAsia="Calibri" w:cs="Calibri"/>
           <w:b w:val="1"/>
           <w:bCs w:val="1"/>
           <w:i w:val="0"/>
@@ -2313,7 +2316,7 @@
       </w:r>
       <w:r>
         <w:rPr>
-          <w:rFonts w:ascii="Calibri" w:hAnsi="Calibri" w:eastAsia="Calibri" w:cs="Calibri" w:asciiTheme="minorAscii" w:hAnsiTheme="minorAscii" w:eastAsiaTheme="minorEastAsia" w:cstheme="minorBidi"/>
+          <w:rFonts w:ascii="Calibri" w:hAnsi="Calibri" w:eastAsia="Calibri" w:cs="Calibri"/>
           <w:b w:val="1"/>
           <w:bCs w:val="1"/>
           <w:i w:val="0"/>
@@ -2330,7 +2333,7 @@
       </w:r>
       <w:r>
         <w:rPr>
-          <w:rFonts w:ascii="Calibri" w:hAnsi="Calibri" w:eastAsia="Calibri" w:cs="Calibri" w:asciiTheme="minorAscii" w:hAnsiTheme="minorAscii" w:eastAsiaTheme="minorEastAsia" w:cstheme="minorBidi"/>
+          <w:rFonts w:ascii="Calibri" w:hAnsi="Calibri" w:eastAsia="Calibri" w:cs="Calibri"/>
           <w:b w:val="0"/>
           <w:bCs w:val="0"/>
           <w:i w:val="0"/>
@@ -3366,7 +3369,7 @@
     <w:name w:val="List Paragraph"/>
     <w:basedOn w:val="Normal"/>
     <w:qFormat/>
-    <w:rsid w:val="52148F7A"/>
+    <w:rsid w:val="0D695B61"/>
     <w:pPr>
       <w:spacing/>
       <w:ind w:left="720"/>
